--- a/heat-youth-eu/Cover_Letter.docx
+++ b/heat-youth-eu/Cover_Letter.docx
@@ -79,7 +79,7 @@
           <w:b w:val="0"/>
           <w:sz w:val="19"/>
         </w:rPr>
-        <w:t>(1) Summer heat measurably raises youth disengagement. An additional hundred cooling degree days raises the NEET rate by 0.65 percentage points at a zero green endowment (p &lt; 0.001), with persistence implying substantially larger long-run effects.</w:t>
+        <w:t>(1) Summer heat measurably raises youth disengagement. An additional hundred cooling degree days raises the NEET rate by 0.47 percentage points at the least green endowment observed in the sample (p &lt; 0.001), with persistence implying substantially larger long-run effects.</w:t>
       </w:r>
     </w:p>
     <w:p>
@@ -93,7 +93,7 @@
           <w:b w:val="0"/>
           <w:sz w:val="19"/>
         </w:rPr>
-        <w:t>(2) Urban greenery buffers the shock — the Special Issue’s thermal-mitigation thesis, read in labour-market units. The heat effect declines by 0.0150 percentage points per green-share point (p = 0.018), falling from 0.43 at a 15% endowment to statistical insignificance beyond roughly 30% and to essentially zero in the greenest urban systems. Thermal mitigation is, at the macro level, social infrastructure.</w:t>
+        <w:t>(2) Urban greenery buffers the shock — the Special Issue’s thermal-mitigation thesis, read in labour-market units. The heat effect declines by 0.0150 percentage points per green-share point (p = 0.053), falling from 0.43 at a 15% endowment to statistical insignificance beyond roughly 30% and to essentially zero in the greenest urban systems. Thermal mitigation is, at the macro level, social infrastructure.</w:t>
       </w:r>
     </w:p>
     <w:p>
@@ -121,7 +121,7 @@
           <w:b w:val="0"/>
           <w:sz w:val="19"/>
         </w:rPr>
-        <w:t>(4) Disciplined dynamic-panel inference. Two-step System GMM with Windmeijer-corrected standard errors, a deliberately collapsed instrument set (8 instruments for 27 countries), clean Arellano–Bond and Hansen diagnostics (AR(2) p = 0.876; Hansen p = 0.806), a pre-pandemic robustness estimation, and period demeaning equivalent to full time dummies.</w:t>
+        <w:t>(4) Disciplined dynamic-panel inference. Two-step System GMM with Windmeijer-corrected standard errors, a deliberately collapsed instrument set (8 instruments for 27 countries), clean Arellano–Bond and Hansen diagnostics (AR(2) p = 0.879; Hansen p = 0.806), a pre-pandemic robustness estimation, and period demeaning that removes common time effects.</w:t>
       </w:r>
     </w:p>
     <w:p>
